--- a/public/lesson-24.docx
+++ b/public/lesson-24.docx
@@ -5,38 +5,44 @@
     <w:p>
       <w:pPr>
         <w:pStyle w:val="Heading2"/>
-        <w:rPr>
-          <w:b w:val="0"/>
-          <w:i w:val="0"/>
-          <w:lang w:val="ru-RU"/>
-        </w:rPr>
       </w:pPr>
-      <w:r>
-        <w:rPr>
-          <w:b w:val="0"/>
-          <w:i w:val="0"/>
-          <w:lang w:val="ru-RU"/>
-        </w:rPr>
-        <w:t xml:space="preserve">Урок 24. </w:t>
-      </w:r>
-      <w:r>
-        <w:rPr>
-          <w:b w:val="0"/>
-          <w:i w:val="0"/>
-          <w:lang w:val="ru-RU"/>
-        </w:rPr>
-        <w:t>От скептицизма к христианству</w:t>
-      </w:r>
+      <w:proofErr w:type="spellStart"/>
+      <w:r>
+        <w:t>От</w:t>
+      </w:r>
+      <w:proofErr w:type="spellEnd"/>
+      <w:r>
+        <w:t xml:space="preserve"> </w:t>
+      </w:r>
+      <w:proofErr w:type="spellStart"/>
+      <w:r>
+        <w:t>скептицизма</w:t>
+      </w:r>
+      <w:proofErr w:type="spellEnd"/>
+      <w:r>
+        <w:t xml:space="preserve"> к </w:t>
+      </w:r>
+      <w:proofErr w:type="spellStart"/>
+      <w:r>
+        <w:t>христианству</w:t>
+      </w:r>
+      <w:proofErr w:type="spellEnd"/>
     </w:p>
     <w:p>
       <w:pPr>
         <w:rPr>
+          <w:rFonts w:ascii="Times New Roman" w:hAnsi="Times New Roman" w:cs="Times New Roman"/>
+          <w:sz w:val="24"/>
+          <w:szCs w:val="24"/>
           <w:lang w:val="ru-RU"/>
         </w:rPr>
       </w:pPr>
       <w:proofErr w:type="gramStart"/>
       <w:r>
         <w:rPr>
+          <w:rFonts w:ascii="Times New Roman" w:hAnsi="Times New Roman" w:cs="Times New Roman"/>
+          <w:sz w:val="24"/>
+          <w:szCs w:val="24"/>
           <w:lang w:val="ru-RU"/>
         </w:rPr>
         <w:t>![</w:t>
@@ -44,15 +50,26 @@
       <w:proofErr w:type="gramEnd"/>
       <w:r>
         <w:rPr>
+          <w:rFonts w:ascii="Times New Roman" w:hAnsi="Times New Roman" w:cs="Times New Roman"/>
+          <w:sz w:val="24"/>
+          <w:szCs w:val="24"/>
           <w:lang w:val="ru-RU"/>
         </w:rPr>
         <w:t>[Философия ликбез. Этика 1.</w:t>
       </w:r>
       <w:r>
+        <w:rPr>
+          <w:rFonts w:ascii="Times New Roman" w:hAnsi="Times New Roman" w:cs="Times New Roman"/>
+          <w:sz w:val="24"/>
+          <w:szCs w:val="24"/>
+        </w:rPr>
         <w:t>jpeg</w:t>
       </w:r>
       <w:r>
         <w:rPr>
+          <w:rFonts w:ascii="Times New Roman" w:hAnsi="Times New Roman" w:cs="Times New Roman"/>
+          <w:sz w:val="24"/>
+          <w:szCs w:val="24"/>
           <w:lang w:val="ru-RU"/>
         </w:rPr>
         <w:t>]]</w:t>
@@ -61,11 +78,17 @@
     <w:p>
       <w:pPr>
         <w:rPr>
+          <w:rFonts w:ascii="Times New Roman" w:hAnsi="Times New Roman" w:cs="Times New Roman"/>
+          <w:sz w:val="24"/>
+          <w:szCs w:val="24"/>
           <w:lang w:val="ru-RU"/>
         </w:rPr>
       </w:pPr>
       <w:r>
         <w:rPr>
+          <w:rFonts w:ascii="Times New Roman" w:hAnsi="Times New Roman" w:cs="Times New Roman"/>
+          <w:sz w:val="24"/>
+          <w:szCs w:val="24"/>
           <w:lang w:val="ru-RU"/>
         </w:rPr>
         <w:t>Как скептики своим способом избегания тревоги пришли к перевороту мифологической картины мира и пришли к христианству?</w:t>
@@ -74,38 +97,94 @@
     <w:p>
       <w:pPr>
         <w:rPr>
+          <w:rFonts w:ascii="Times New Roman" w:hAnsi="Times New Roman" w:cs="Times New Roman"/>
+          <w:sz w:val="24"/>
+          <w:szCs w:val="24"/>
           <w:lang w:val="ru-RU"/>
         </w:rPr>
       </w:pPr>
       <w:r>
         <w:rPr>
+          <w:rFonts w:ascii="Times New Roman" w:hAnsi="Times New Roman" w:cs="Times New Roman"/>
+          <w:sz w:val="24"/>
+          <w:szCs w:val="24"/>
           <w:lang w:val="ru-RU"/>
         </w:rPr>
         <w:t xml:space="preserve">Из предыдущего урока известно, что </w:t>
       </w:r>
-      <w:r>
-        <w:rPr>
+      <w:proofErr w:type="spellStart"/>
+      <w:r>
+        <w:rPr>
+          <w:rFonts w:ascii="Times New Roman" w:hAnsi="Times New Roman" w:cs="Times New Roman"/>
           <w:i/>
+          <w:sz w:val="24"/>
+          <w:szCs w:val="24"/>
           <w:lang w:val="ru-RU"/>
         </w:rPr>
         <w:t>изостения</w:t>
       </w:r>
-      <w:r>
-        <w:rPr>
-          <w:lang w:val="ru-RU"/>
-        </w:rPr>
-        <w:t xml:space="preserve"> достигается только на уровне абсолютных зол и благ, но не имеет отношения к конкретным поступкам, давая поступкам, которые совершаются ситуативно, свободу. То, чем человек руководствуется при принятии ситуативных решений, это привычки, регламент, юр. законы, традиции и тп, называется </w:t>
-      </w:r>
-      <w:r>
-        <w:rPr>
+      <w:proofErr w:type="spellEnd"/>
+      <w:r>
+        <w:rPr>
+          <w:rFonts w:ascii="Times New Roman" w:hAnsi="Times New Roman" w:cs="Times New Roman"/>
+          <w:sz w:val="24"/>
+          <w:szCs w:val="24"/>
+          <w:lang w:val="ru-RU"/>
+        </w:rPr>
+        <w:t xml:space="preserve"> достигается только на уровне абсолютных зол и благ, но не имеет отношения к конкретным поступкам, давая поступкам, которые совершаются ситуативно, свободу. То, чем человек руководствуется при принятии ситуативных решений, это привычки, регламент, юр. законы, традиции и т</w:t>
+      </w:r>
+      <w:r>
+        <w:rPr>
+          <w:rFonts w:ascii="Times New Roman" w:hAnsi="Times New Roman" w:cs="Times New Roman"/>
+          <w:sz w:val="24"/>
+          <w:szCs w:val="24"/>
+          <w:lang w:val="ru-RU"/>
+        </w:rPr>
+        <w:t>.</w:t>
+      </w:r>
+      <w:r>
+        <w:rPr>
+          <w:rFonts w:ascii="Times New Roman" w:hAnsi="Times New Roman" w:cs="Times New Roman"/>
+          <w:sz w:val="24"/>
+          <w:szCs w:val="24"/>
+          <w:lang w:val="ru-RU"/>
+        </w:rPr>
+        <w:t>п</w:t>
+      </w:r>
+      <w:r>
+        <w:rPr>
+          <w:rFonts w:ascii="Times New Roman" w:hAnsi="Times New Roman" w:cs="Times New Roman"/>
+          <w:sz w:val="24"/>
+          <w:szCs w:val="24"/>
+          <w:lang w:val="ru-RU"/>
+        </w:rPr>
+        <w:t>.</w:t>
+      </w:r>
+      <w:r>
+        <w:rPr>
+          <w:rFonts w:ascii="Times New Roman" w:hAnsi="Times New Roman" w:cs="Times New Roman"/>
+          <w:sz w:val="24"/>
+          <w:szCs w:val="24"/>
+          <w:lang w:val="ru-RU"/>
+        </w:rPr>
+        <w:t xml:space="preserve">, называется </w:t>
+      </w:r>
+      <w:r>
+        <w:rPr>
+          <w:rFonts w:ascii="Times New Roman" w:hAnsi="Times New Roman" w:cs="Times New Roman"/>
           <w:b/>
-          <w:i/>
+          <w:iCs/>
+          <w:sz w:val="24"/>
+          <w:szCs w:val="24"/>
           <w:lang w:val="ru-RU"/>
         </w:rPr>
         <w:t>феноменами</w:t>
       </w:r>
       <w:r>
         <w:rPr>
+          <w:rFonts w:ascii="Times New Roman" w:hAnsi="Times New Roman" w:cs="Times New Roman"/>
+          <w:sz w:val="24"/>
+          <w:szCs w:val="24"/>
           <w:lang w:val="ru-RU"/>
         </w:rPr>
         <w:t>.</w:t>
@@ -114,64 +193,112 @@
     <w:p>
       <w:pPr>
         <w:rPr>
+          <w:rFonts w:ascii="Times New Roman" w:hAnsi="Times New Roman" w:cs="Times New Roman"/>
+          <w:sz w:val="24"/>
+          <w:szCs w:val="24"/>
           <w:lang w:val="ru-RU"/>
         </w:rPr>
       </w:pPr>
       <w:r>
         <w:rPr>
+          <w:rFonts w:ascii="Times New Roman" w:hAnsi="Times New Roman" w:cs="Times New Roman"/>
+          <w:sz w:val="24"/>
+          <w:szCs w:val="24"/>
           <w:lang w:val="ru-RU"/>
         </w:rPr>
         <w:t xml:space="preserve">Если скептик в результате постоянного спора избавляется от предпочтений (то есть догматических конструкций), которые являются иллюзорными, то </w:t>
       </w:r>
       <w:r>
         <w:rPr>
+          <w:rFonts w:ascii="Times New Roman" w:hAnsi="Times New Roman" w:cs="Times New Roman"/>
           <w:i/>
+          <w:sz w:val="24"/>
+          <w:szCs w:val="24"/>
           <w:lang w:val="ru-RU"/>
         </w:rPr>
         <w:t>феномены</w:t>
       </w:r>
       <w:r>
         <w:rPr>
+          <w:rFonts w:ascii="Times New Roman" w:hAnsi="Times New Roman" w:cs="Times New Roman"/>
+          <w:sz w:val="24"/>
+          <w:szCs w:val="24"/>
           <w:lang w:val="ru-RU"/>
         </w:rPr>
         <w:t xml:space="preserve"> в свою очередь являются </w:t>
       </w:r>
       <w:r>
         <w:rPr>
+          <w:rFonts w:ascii="Times New Roman" w:hAnsi="Times New Roman" w:cs="Times New Roman"/>
           <w:i/>
+          <w:sz w:val="24"/>
+          <w:szCs w:val="24"/>
           <w:lang w:val="ru-RU"/>
         </w:rPr>
         <w:t>истиной</w:t>
       </w:r>
       <w:r>
         <w:rPr>
-          <w:lang w:val="ru-RU"/>
-        </w:rPr>
-        <w:t xml:space="preserve"> (хотя для самих скептиков такой ход мысли невозможен, потому что для них истины не существует). Пытаясь построить умозрительную модель реальности, античный человек отбрасывал опыт/явления/феномены, чтобы получить истину, потому что опыт конечен и временен. Но оказывается, что истина находится не на уровне модели, а на уровне </w:t>
-      </w:r>
-      <w:r>
-        <w:rPr>
+          <w:rFonts w:ascii="Times New Roman" w:hAnsi="Times New Roman" w:cs="Times New Roman"/>
+          <w:sz w:val="24"/>
+          <w:szCs w:val="24"/>
+          <w:lang w:val="ru-RU"/>
+        </w:rPr>
+        <w:t xml:space="preserve"> (хотя для самих скептиков такой ход мысли невозможен, потому что для них истины не существует). Пытаясь построить умозрительную модель реальности, античный человек отбрасывал опыт/явления/</w:t>
+      </w:r>
+      <w:r>
+        <w:rPr>
+          <w:rFonts w:ascii="Times New Roman" w:hAnsi="Times New Roman" w:cs="Times New Roman"/>
           <w:i/>
+          <w:iCs/>
+          <w:sz w:val="24"/>
+          <w:szCs w:val="24"/>
+          <w:lang w:val="ru-RU"/>
+        </w:rPr>
+        <w:t>феномены</w:t>
+      </w:r>
+      <w:r>
+        <w:rPr>
+          <w:rFonts w:ascii="Times New Roman" w:hAnsi="Times New Roman" w:cs="Times New Roman"/>
+          <w:sz w:val="24"/>
+          <w:szCs w:val="24"/>
+          <w:lang w:val="ru-RU"/>
+        </w:rPr>
+        <w:t xml:space="preserve">, чтобы получить истину, потому что опыт конечен и временен. Но оказывается, что истина находится не на уровне модели, а на уровне </w:t>
+      </w:r>
+      <w:r>
+        <w:rPr>
+          <w:rFonts w:ascii="Times New Roman" w:hAnsi="Times New Roman" w:cs="Times New Roman"/>
+          <w:i/>
+          <w:sz w:val="24"/>
+          <w:szCs w:val="24"/>
           <w:lang w:val="ru-RU"/>
         </w:rPr>
         <w:t>феноменов</w:t>
       </w:r>
       <w:r>
         <w:rPr>
+          <w:rFonts w:ascii="Times New Roman" w:hAnsi="Times New Roman" w:cs="Times New Roman"/>
+          <w:sz w:val="24"/>
+          <w:szCs w:val="24"/>
           <w:lang w:val="ru-RU"/>
         </w:rPr>
         <w:t xml:space="preserve">. Каким же образом это возможно, если в самих феноменах нет никаких правил и законов, то есть нет никакой истины? Дело здесь как раз в том, что отсутствие правил и законов может как раз являться тем качеством бытия, которое мы интерпретируем, как непостижимость мира, то есть свободой воли! Мы не можем найти закономерностей в своем личном опыте, и именно это является проявлением свободной воли. Данный ход мыслей является инверсией: если раньше люди стремились через свой опыт познать истинное бытие, то </w:t>
       </w:r>
-      <w:proofErr w:type="gramStart"/>
-      <w:r>
-        <w:rPr>
-          <w:lang w:val="ru-RU"/>
-        </w:rPr>
-        <w:t>теперь  вечное</w:t>
-      </w:r>
-      <w:proofErr w:type="gramEnd"/>
-      <w:r>
-        <w:rPr>
+      <w:r>
+        <w:rPr>
+          <w:rFonts w:ascii="Times New Roman" w:hAnsi="Times New Roman" w:cs="Times New Roman"/>
+          <w:sz w:val="24"/>
+          <w:szCs w:val="24"/>
+          <w:lang w:val="ru-RU"/>
+        </w:rPr>
+        <w:t>теперь вечное</w:t>
+      </w:r>
+      <w:r>
+        <w:rPr>
+          <w:rFonts w:ascii="Times New Roman" w:hAnsi="Times New Roman" w:cs="Times New Roman"/>
+          <w:sz w:val="24"/>
+          <w:szCs w:val="24"/>
           <w:lang w:val="ru-RU"/>
         </w:rPr>
         <w:t xml:space="preserve"> и бесконечное бытие постоянно являет себя в конечном и временном чувственном опыте.</w:t>
@@ -180,131 +307,446 @@
     <w:p>
       <w:pPr>
         <w:rPr>
+          <w:rFonts w:ascii="Times New Roman" w:hAnsi="Times New Roman" w:cs="Times New Roman"/>
+          <w:sz w:val="24"/>
+          <w:szCs w:val="24"/>
           <w:lang w:val="ru-RU"/>
         </w:rPr>
       </w:pPr>
       <w:r>
         <w:rPr>
+          <w:rFonts w:ascii="Times New Roman" w:hAnsi="Times New Roman" w:cs="Times New Roman"/>
+          <w:sz w:val="24"/>
+          <w:szCs w:val="24"/>
           <w:lang w:val="ru-RU"/>
         </w:rPr>
         <w:t xml:space="preserve">Следующий вопрос: почему я сам не могу дойти до истины? Почему она может только явиться мне сама? </w:t>
       </w:r>
       <w:r>
         <w:rPr>
+          <w:rFonts w:ascii="Times New Roman" w:hAnsi="Times New Roman" w:cs="Times New Roman"/>
           <w:i/>
+          <w:sz w:val="24"/>
+          <w:szCs w:val="24"/>
           <w:lang w:val="ru-RU"/>
         </w:rPr>
         <w:t>Что со мной не так</w:t>
       </w:r>
       <w:r>
         <w:rPr>
-          <w:lang w:val="ru-RU"/>
-        </w:rPr>
-        <w:t xml:space="preserve">? Видимо, во мне есть какой-то дефект или недостаток, из-за которого я постоянно совершаю </w:t>
-      </w:r>
-      <w:r>
-        <w:rPr>
+          <w:rFonts w:ascii="Times New Roman" w:hAnsi="Times New Roman" w:cs="Times New Roman"/>
+          <w:sz w:val="24"/>
+          <w:szCs w:val="24"/>
+          <w:lang w:val="ru-RU"/>
+        </w:rPr>
+        <w:t>? Видимо, во мне есть какой-то дефект или недостаток, из-за которого я постоянно совершаю</w:t>
+      </w:r>
+      <w:r>
+        <w:rPr>
+          <w:rFonts w:ascii="Times New Roman" w:hAnsi="Times New Roman" w:cs="Times New Roman"/>
+          <w:sz w:val="24"/>
+          <w:szCs w:val="24"/>
+          <w:lang w:val="ru-RU"/>
+        </w:rPr>
+        <w:t xml:space="preserve"> </w:t>
+      </w:r>
+      <w:proofErr w:type="spellStart"/>
+      <w:r>
+        <w:rPr>
+          <w:rFonts w:ascii="Times New Roman" w:hAnsi="Times New Roman" w:cs="Times New Roman"/>
+          <w:sz w:val="24"/>
+          <w:szCs w:val="24"/>
+          <w:lang w:val="ru-RU"/>
+        </w:rPr>
+        <w:t>ἁμ</w:t>
+      </w:r>
+      <w:proofErr w:type="spellEnd"/>
+      <w:r>
+        <w:rPr>
+          <w:rFonts w:ascii="Times New Roman" w:hAnsi="Times New Roman" w:cs="Times New Roman"/>
+          <w:sz w:val="24"/>
+          <w:szCs w:val="24"/>
+          <w:lang w:val="ru-RU"/>
+        </w:rPr>
+        <w:t>α</w:t>
+      </w:r>
+      <w:proofErr w:type="spellStart"/>
+      <w:r>
+        <w:rPr>
+          <w:rFonts w:ascii="Times New Roman" w:hAnsi="Times New Roman" w:cs="Times New Roman"/>
+          <w:sz w:val="24"/>
+          <w:szCs w:val="24"/>
+          <w:lang w:val="ru-RU"/>
+        </w:rPr>
+        <w:t>ρτί</w:t>
+      </w:r>
+      <w:proofErr w:type="spellEnd"/>
+      <w:r>
+        <w:rPr>
+          <w:rFonts w:ascii="Times New Roman" w:hAnsi="Times New Roman" w:cs="Times New Roman"/>
+          <w:sz w:val="24"/>
+          <w:szCs w:val="24"/>
+          <w:lang w:val="ru-RU"/>
+        </w:rPr>
+        <w:t>α</w:t>
+      </w:r>
+      <w:r>
+        <w:rPr>
+          <w:rFonts w:ascii="Times New Roman" w:hAnsi="Times New Roman" w:cs="Times New Roman"/>
+          <w:sz w:val="24"/>
+          <w:szCs w:val="24"/>
+          <w:lang w:val="ru-RU"/>
+        </w:rPr>
+        <w:t xml:space="preserve"> </w:t>
+      </w:r>
+      <w:r>
+        <w:rPr>
+          <w:rFonts w:ascii="Times New Roman" w:hAnsi="Times New Roman" w:cs="Times New Roman"/>
+          <w:sz w:val="24"/>
+          <w:szCs w:val="24"/>
+          <w:lang w:val="ru-RU"/>
+        </w:rPr>
+        <w:t>[</w:t>
+      </w:r>
+      <w:proofErr w:type="spellStart"/>
+      <w:r>
+        <w:rPr>
+          <w:rFonts w:ascii="Times New Roman" w:hAnsi="Times New Roman" w:cs="Times New Roman"/>
+          <w:b/>
+          <w:bCs/>
+          <w:iCs/>
+          <w:sz w:val="24"/>
+          <w:szCs w:val="24"/>
+          <w:lang w:val="ru-RU"/>
+        </w:rPr>
+        <w:t>хамартиа</w:t>
+      </w:r>
+      <w:proofErr w:type="spellEnd"/>
+      <w:r>
+        <w:rPr>
+          <w:rFonts w:ascii="Times New Roman" w:hAnsi="Times New Roman" w:cs="Times New Roman"/>
+          <w:iCs/>
+          <w:sz w:val="24"/>
+          <w:szCs w:val="24"/>
+          <w:lang w:val="ru-RU"/>
+        </w:rPr>
+        <w:t>]</w:t>
+      </w:r>
+      <w:r>
+        <w:rPr>
+          <w:rFonts w:ascii="Times New Roman" w:hAnsi="Times New Roman" w:cs="Times New Roman"/>
+          <w:sz w:val="24"/>
+          <w:szCs w:val="24"/>
+          <w:lang w:val="ru-RU"/>
+        </w:rPr>
+        <w:t xml:space="preserve"> </w:t>
+      </w:r>
+      <w:r>
+        <w:rPr>
+          <w:rFonts w:ascii="Times New Roman" w:hAnsi="Times New Roman" w:cs="Times New Roman"/>
+          <w:sz w:val="24"/>
+          <w:szCs w:val="24"/>
+          <w:lang w:val="ru-RU"/>
+        </w:rPr>
+        <w:t xml:space="preserve">— </w:t>
+      </w:r>
+      <w:r>
+        <w:rPr>
+          <w:rFonts w:ascii="Times New Roman" w:hAnsi="Times New Roman" w:cs="Times New Roman"/>
+          <w:sz w:val="24"/>
+          <w:szCs w:val="24"/>
+          <w:lang w:val="ru-RU"/>
+        </w:rPr>
+        <w:t>промах, грех</w:t>
+      </w:r>
+      <w:r>
+        <w:rPr>
+          <w:rFonts w:ascii="Times New Roman" w:hAnsi="Times New Roman" w:cs="Times New Roman"/>
+          <w:sz w:val="24"/>
+          <w:szCs w:val="24"/>
+          <w:lang w:val="ru-RU"/>
+        </w:rPr>
+        <w:t>.</w:t>
+      </w:r>
+      <w:r>
+        <w:rPr>
+          <w:rFonts w:ascii="Times New Roman" w:hAnsi="Times New Roman" w:cs="Times New Roman"/>
+          <w:sz w:val="24"/>
+          <w:szCs w:val="24"/>
+          <w:lang w:val="ru-RU"/>
+        </w:rPr>
+        <w:t xml:space="preserve"> Этот дефект связан с отсутствием, нехваткой. Этой нехватки нет у </w:t>
+      </w:r>
+      <w:proofErr w:type="spellStart"/>
+      <w:r>
+        <w:rPr>
+          <w:rFonts w:ascii="Times New Roman" w:hAnsi="Times New Roman" w:cs="Times New Roman"/>
           <w:i/>
-          <w:lang w:val="ru-RU"/>
-        </w:rPr>
-        <w:t>хамартиа</w:t>
-      </w:r>
-      <w:r>
-        <w:rPr>
-          <w:lang w:val="ru-RU"/>
-        </w:rPr>
-        <w:t xml:space="preserve"> (промах, или грех). Этот дефект связан с отсутствием, нехваткой. Этой нехватки нет у </w:t>
-      </w:r>
-      <w:r>
-        <w:rPr>
+          <w:sz w:val="24"/>
+          <w:szCs w:val="24"/>
+          <w:lang w:val="ru-RU"/>
+        </w:rPr>
+        <w:t>юпостасиса</w:t>
+      </w:r>
+      <w:proofErr w:type="spellEnd"/>
+      <w:r>
+        <w:rPr>
+          <w:rFonts w:ascii="Times New Roman" w:hAnsi="Times New Roman" w:cs="Times New Roman"/>
+          <w:sz w:val="24"/>
+          <w:szCs w:val="24"/>
+          <w:lang w:val="ru-RU"/>
+        </w:rPr>
+        <w:t xml:space="preserve">, потому что </w:t>
+      </w:r>
+      <w:proofErr w:type="spellStart"/>
+      <w:r>
+        <w:rPr>
+          <w:rFonts w:ascii="Times New Roman" w:hAnsi="Times New Roman" w:cs="Times New Roman"/>
+          <w:sz w:val="24"/>
+          <w:szCs w:val="24"/>
+          <w:lang w:val="ru-RU"/>
+        </w:rPr>
+        <w:t>юпостасис</w:t>
+      </w:r>
+      <w:proofErr w:type="spellEnd"/>
+      <w:r>
+        <w:rPr>
+          <w:rFonts w:ascii="Times New Roman" w:hAnsi="Times New Roman" w:cs="Times New Roman"/>
+          <w:sz w:val="24"/>
+          <w:szCs w:val="24"/>
+          <w:lang w:val="ru-RU"/>
+        </w:rPr>
+        <w:t xml:space="preserve"> это бытие, то есть то, что есть, а нехватка это то, чего нет. Возможным такое рассуждение становится из-за идеи божественного </w:t>
+      </w:r>
+      <w:r>
+        <w:rPr>
+          <w:rFonts w:ascii="Times New Roman" w:hAnsi="Times New Roman" w:cs="Times New Roman"/>
           <w:i/>
-          <w:lang w:val="ru-RU"/>
-        </w:rPr>
-        <w:t>юпостасиса</w:t>
-      </w:r>
-      <w:r>
-        <w:rPr>
-          <w:lang w:val="ru-RU"/>
-        </w:rPr>
-        <w:t xml:space="preserve">, потому что юпостасис это бытие, то есть то, что есть, а нехватка это то, чего нет. Возможным такое рассуждение становится из-за идеи божественного </w:t>
-      </w:r>
-      <w:r>
-        <w:rPr>
+          <w:sz w:val="24"/>
+          <w:szCs w:val="24"/>
+          <w:lang w:val="ru-RU"/>
+        </w:rPr>
+        <w:t>творения</w:t>
+      </w:r>
+      <w:r>
+        <w:rPr>
+          <w:rFonts w:ascii="Times New Roman" w:hAnsi="Times New Roman" w:cs="Times New Roman"/>
+          <w:sz w:val="24"/>
+          <w:szCs w:val="24"/>
+          <w:lang w:val="ru-RU"/>
+        </w:rPr>
+        <w:t xml:space="preserve"> из ничего. </w:t>
+      </w:r>
+      <w:r>
+        <w:rPr>
+          <w:rFonts w:ascii="Times New Roman" w:hAnsi="Times New Roman" w:cs="Times New Roman"/>
+          <w:sz w:val="24"/>
+          <w:szCs w:val="24"/>
+          <w:lang w:val="ru-RU"/>
+        </w:rPr>
+        <w:t>Из-за того, что</w:t>
+      </w:r>
+      <w:r>
+        <w:rPr>
+          <w:rFonts w:ascii="Times New Roman" w:hAnsi="Times New Roman" w:cs="Times New Roman"/>
+          <w:sz w:val="24"/>
+          <w:szCs w:val="24"/>
+          <w:lang w:val="ru-RU"/>
+        </w:rPr>
+        <w:t xml:space="preserve"> </w:t>
+      </w:r>
+      <w:r>
+        <w:rPr>
+          <w:rFonts w:ascii="Times New Roman" w:hAnsi="Times New Roman" w:cs="Times New Roman"/>
+          <w:sz w:val="24"/>
+          <w:szCs w:val="24"/>
+          <w:lang w:val="ru-RU"/>
+        </w:rPr>
+        <w:t>дефект — это, по сути,</w:t>
+      </w:r>
+      <w:r>
+        <w:rPr>
+          <w:rFonts w:ascii="Times New Roman" w:hAnsi="Times New Roman" w:cs="Times New Roman"/>
+          <w:sz w:val="24"/>
+          <w:szCs w:val="24"/>
+          <w:lang w:val="ru-RU"/>
+        </w:rPr>
+        <w:t xml:space="preserve"> ничто, его невозможно в себе распознать. Но можно найти в себе его проявление. Есть отдельная сфера опыта на уровне феноменов, которая античной этикой не замечается, и это </w:t>
+      </w:r>
+      <w:r>
+        <w:rPr>
+          <w:rFonts w:ascii="Times New Roman" w:hAnsi="Times New Roman" w:cs="Times New Roman"/>
           <w:i/>
-          <w:lang w:val="ru-RU"/>
-        </w:rPr>
-        <w:t>творения</w:t>
-      </w:r>
-      <w:r>
-        <w:rPr>
-          <w:lang w:val="ru-RU"/>
-        </w:rPr>
-        <w:t xml:space="preserve"> из ничего. </w:t>
-      </w:r>
-      <w:proofErr w:type="gramStart"/>
-      <w:r>
-        <w:rPr>
-          <w:lang w:val="ru-RU"/>
-        </w:rPr>
-        <w:t>Из-за того что</w:t>
-      </w:r>
-      <w:proofErr w:type="gramEnd"/>
-      <w:r>
-        <w:rPr>
-          <w:lang w:val="ru-RU"/>
-        </w:rPr>
-        <w:t xml:space="preserve"> дефект </w:t>
-      </w:r>
-      <w:proofErr w:type="gramStart"/>
-      <w:r>
-        <w:rPr>
-          <w:lang w:val="ru-RU"/>
-        </w:rPr>
-        <w:t>это по сути</w:t>
-      </w:r>
-      <w:proofErr w:type="gramEnd"/>
-      <w:r>
-        <w:rPr>
-          <w:lang w:val="ru-RU"/>
-        </w:rPr>
-        <w:t xml:space="preserve"> ничто, его невозможно в себе распознать. Но можно найти в себе его проявление. Есть отдельная сфера опыта на уровне феноменов, которая античной этикой не замечается, и это </w:t>
-      </w:r>
-      <w:r>
-        <w:rPr>
-          <w:i/>
+          <w:sz w:val="24"/>
+          <w:szCs w:val="24"/>
           <w:lang w:val="ru-RU"/>
         </w:rPr>
         <w:t>взаимодействие с другими людьми</w:t>
       </w:r>
       <w:r>
         <w:rPr>
+          <w:rFonts w:ascii="Times New Roman" w:hAnsi="Times New Roman" w:cs="Times New Roman"/>
+          <w:sz w:val="24"/>
+          <w:szCs w:val="24"/>
           <w:lang w:val="ru-RU"/>
         </w:rPr>
         <w:t xml:space="preserve"> (ведь в античной этике нужно устранить вид от третьего лица и оставить первое). Если раньше человек исходил из того, что есть некая модель реальности, посредством которой он взаимодействовал с другими людьми и совершал поступки во имя абстрактного блага, и избегал абстрактного зла; теперь благо и зло — это то, что я претерпеваю от конкретного другого человека. Человек античности мог убить другого по праву сильного и вообще не чувствовать за собой неправоты; он убивал как господин раба, как эллин варвара и это было нормальным; теперь же любое убийство расценивается именно как убийство конкретного человека конкретным человеком (тут можно разглядеть зачатки гуманизации); теперь несчастья, имеющие нечеловеческий источник, не являются злом, потому что зло может вершить только человек. Дефект при взаимодействии людей проявляется в зле, которое они друг другу совершают, и мерилом зла для человека будет только другой человек.</w:t>
       </w:r>
     </w:p>
     <w:p>
-      <w:r>
-        <w:rPr>
-          <w:lang w:val="ru-RU"/>
-        </w:rPr>
+      <w:pPr>
+        <w:rPr>
+          <w:rFonts w:ascii="Times New Roman" w:hAnsi="Times New Roman" w:cs="Times New Roman"/>
+          <w:sz w:val="24"/>
+          <w:szCs w:val="24"/>
+        </w:rPr>
+      </w:pPr>
+      <w:r>
+        <w:rPr>
+          <w:rFonts w:ascii="Times New Roman" w:hAnsi="Times New Roman" w:cs="Times New Roman"/>
+          <w:sz w:val="24"/>
+          <w:szCs w:val="24"/>
+          <w:lang w:val="ru-RU"/>
+        </w:rPr>
+        <w:lastRenderedPageBreak/>
         <w:t xml:space="preserve">Там, где эпикурейцы объясняют несовершенство человека через </w:t>
       </w:r>
-      <w:r>
-        <w:rPr>
+      <w:proofErr w:type="spellStart"/>
+      <w:r>
+        <w:rPr>
+          <w:rFonts w:ascii="Times New Roman" w:hAnsi="Times New Roman" w:cs="Times New Roman"/>
           <w:i/>
+          <w:sz w:val="24"/>
+          <w:szCs w:val="24"/>
           <w:lang w:val="ru-RU"/>
         </w:rPr>
         <w:t>паренклесис</w:t>
       </w:r>
-      <w:r>
-        <w:rPr>
+      <w:proofErr w:type="spellEnd"/>
+      <w:r>
+        <w:rPr>
+          <w:rFonts w:ascii="Times New Roman" w:hAnsi="Times New Roman" w:cs="Times New Roman"/>
+          <w:sz w:val="24"/>
+          <w:szCs w:val="24"/>
           <w:lang w:val="ru-RU"/>
         </w:rPr>
         <w:t xml:space="preserve">, христиане приписывают это природному изъяну человека. </w:t>
       </w:r>
       <w:r>
-        <w:t>В этом смысле эпикурейство является противоположностью христианству.</w:t>
+        <w:rPr>
+          <w:rFonts w:ascii="Times New Roman" w:hAnsi="Times New Roman" w:cs="Times New Roman"/>
+          <w:sz w:val="24"/>
+          <w:szCs w:val="24"/>
+        </w:rPr>
+        <w:t xml:space="preserve">В </w:t>
+      </w:r>
+      <w:proofErr w:type="spellStart"/>
+      <w:r>
+        <w:rPr>
+          <w:rFonts w:ascii="Times New Roman" w:hAnsi="Times New Roman" w:cs="Times New Roman"/>
+          <w:sz w:val="24"/>
+          <w:szCs w:val="24"/>
+        </w:rPr>
+        <w:t>этом</w:t>
+      </w:r>
+      <w:proofErr w:type="spellEnd"/>
+      <w:r>
+        <w:rPr>
+          <w:rFonts w:ascii="Times New Roman" w:hAnsi="Times New Roman" w:cs="Times New Roman"/>
+          <w:sz w:val="24"/>
+          <w:szCs w:val="24"/>
+        </w:rPr>
+        <w:t xml:space="preserve"> </w:t>
+      </w:r>
+      <w:proofErr w:type="spellStart"/>
+      <w:r>
+        <w:rPr>
+          <w:rFonts w:ascii="Times New Roman" w:hAnsi="Times New Roman" w:cs="Times New Roman"/>
+          <w:sz w:val="24"/>
+          <w:szCs w:val="24"/>
+        </w:rPr>
+        <w:t>смысле</w:t>
+      </w:r>
+      <w:proofErr w:type="spellEnd"/>
+      <w:r>
+        <w:rPr>
+          <w:rFonts w:ascii="Times New Roman" w:hAnsi="Times New Roman" w:cs="Times New Roman"/>
+          <w:sz w:val="24"/>
+          <w:szCs w:val="24"/>
+        </w:rPr>
+        <w:t xml:space="preserve"> </w:t>
+      </w:r>
+      <w:proofErr w:type="spellStart"/>
+      <w:r>
+        <w:rPr>
+          <w:rFonts w:ascii="Times New Roman" w:hAnsi="Times New Roman" w:cs="Times New Roman"/>
+          <w:sz w:val="24"/>
+          <w:szCs w:val="24"/>
+        </w:rPr>
+        <w:t>эпикурейство</w:t>
+      </w:r>
+      <w:proofErr w:type="spellEnd"/>
+      <w:r>
+        <w:rPr>
+          <w:rFonts w:ascii="Times New Roman" w:hAnsi="Times New Roman" w:cs="Times New Roman"/>
+          <w:sz w:val="24"/>
+          <w:szCs w:val="24"/>
+        </w:rPr>
+        <w:t xml:space="preserve"> </w:t>
+      </w:r>
+      <w:proofErr w:type="spellStart"/>
+      <w:r>
+        <w:rPr>
+          <w:rFonts w:ascii="Times New Roman" w:hAnsi="Times New Roman" w:cs="Times New Roman"/>
+          <w:sz w:val="24"/>
+          <w:szCs w:val="24"/>
+        </w:rPr>
+        <w:t>является</w:t>
+      </w:r>
+      <w:proofErr w:type="spellEnd"/>
+      <w:r>
+        <w:rPr>
+          <w:rFonts w:ascii="Times New Roman" w:hAnsi="Times New Roman" w:cs="Times New Roman"/>
+          <w:sz w:val="24"/>
+          <w:szCs w:val="24"/>
+        </w:rPr>
+        <w:t xml:space="preserve"> </w:t>
+      </w:r>
+      <w:proofErr w:type="spellStart"/>
+      <w:r>
+        <w:rPr>
+          <w:rFonts w:ascii="Times New Roman" w:hAnsi="Times New Roman" w:cs="Times New Roman"/>
+          <w:sz w:val="24"/>
+          <w:szCs w:val="24"/>
+        </w:rPr>
+        <w:t>противоположностью</w:t>
+      </w:r>
+      <w:proofErr w:type="spellEnd"/>
+      <w:r>
+        <w:rPr>
+          <w:rFonts w:ascii="Times New Roman" w:hAnsi="Times New Roman" w:cs="Times New Roman"/>
+          <w:sz w:val="24"/>
+          <w:szCs w:val="24"/>
+        </w:rPr>
+        <w:t xml:space="preserve"> </w:t>
+      </w:r>
+      <w:proofErr w:type="spellStart"/>
+      <w:r>
+        <w:rPr>
+          <w:rFonts w:ascii="Times New Roman" w:hAnsi="Times New Roman" w:cs="Times New Roman"/>
+          <w:sz w:val="24"/>
+          <w:szCs w:val="24"/>
+        </w:rPr>
+        <w:t>христианству</w:t>
+      </w:r>
+      <w:proofErr w:type="spellEnd"/>
+      <w:r>
+        <w:rPr>
+          <w:rFonts w:ascii="Times New Roman" w:hAnsi="Times New Roman" w:cs="Times New Roman"/>
+          <w:sz w:val="24"/>
+          <w:szCs w:val="24"/>
+        </w:rPr>
+        <w:t>.</w:t>
       </w:r>
     </w:p>
     <w:sectPr>

--- a/public/lesson-24.docx
+++ b/public/lesson-24.docx
@@ -30,49 +30,49 @@
     </w:p>
     <w:p>
       <w:pPr>
-        <w:rPr>
-          <w:rFonts w:ascii="Times New Roman" w:hAnsi="Times New Roman" w:cs="Times New Roman"/>
-          <w:sz w:val="24"/>
-          <w:szCs w:val="24"/>
-          <w:lang w:val="ru-RU"/>
+        <w:autoSpaceDE w:val="0"/>
+        <w:autoSpaceDN w:val="0"/>
+        <w:adjustRightInd w:val="0"/>
+        <w:spacing w:after="0"/>
+        <w:rPr>
+          <w:rFonts w:ascii="Helvetica Neue" w:hAnsi="Helvetica Neue" w:cs="Helvetica Neue"/>
+          <w:sz w:val="26"/>
+          <w:szCs w:val="26"/>
+          <w:lang w:val="en-GB"/>
         </w:rPr>
       </w:pPr>
-      <w:proofErr w:type="gramStart"/>
-      <w:r>
-        <w:rPr>
-          <w:rFonts w:ascii="Times New Roman" w:hAnsi="Times New Roman" w:cs="Times New Roman"/>
-          <w:sz w:val="24"/>
-          <w:szCs w:val="24"/>
-          <w:lang w:val="ru-RU"/>
-        </w:rPr>
-        <w:t>![</w:t>
-      </w:r>
-      <w:proofErr w:type="gramEnd"/>
-      <w:r>
-        <w:rPr>
-          <w:rFonts w:ascii="Times New Roman" w:hAnsi="Times New Roman" w:cs="Times New Roman"/>
-          <w:sz w:val="24"/>
-          <w:szCs w:val="24"/>
-          <w:lang w:val="ru-RU"/>
-        </w:rPr>
-        <w:t>[Философия ликбез. Этика 1.</w:t>
-      </w:r>
-      <w:r>
-        <w:rPr>
-          <w:rFonts w:ascii="Times New Roman" w:hAnsi="Times New Roman" w:cs="Times New Roman"/>
-          <w:sz w:val="24"/>
-          <w:szCs w:val="24"/>
-        </w:rPr>
-        <w:t>jpeg</w:t>
-      </w:r>
-      <w:r>
-        <w:rPr>
-          <w:rFonts w:ascii="Times New Roman" w:hAnsi="Times New Roman" w:cs="Times New Roman"/>
-          <w:sz w:val="24"/>
-          <w:szCs w:val="24"/>
-          <w:lang w:val="ru-RU"/>
-        </w:rPr>
-        <w:t>]]</w:t>
+      <w:r>
+        <w:rPr>
+          <w:rFonts w:ascii="Helvetica Neue" w:hAnsi="Helvetica Neue" w:cs="Helvetica Neue"/>
+          <w:noProof/>
+          <w:sz w:val="26"/>
+          <w:szCs w:val="26"/>
+          <w:lang w:val="en-GB"/>
+        </w:rPr>
+        <w:pict>
+          <v:shapetype id="_x0000_t75" coordsize="21600,21600" o:spt="75" o:preferrelative="t" path="m@4@5l@4@11@9@11@9@5xe" filled="f" stroked="f">
+            <v:stroke joinstyle="miter"/>
+            <v:formulas>
+              <v:f eqn="if lineDrawn pixelLineWidth 0"/>
+              <v:f eqn="sum @0 1 0"/>
+              <v:f eqn="sum 0 0 @1"/>
+              <v:f eqn="prod @2 1 2"/>
+              <v:f eqn="prod @3 21600 pixelWidth"/>
+              <v:f eqn="prod @3 21600 pixelHeight"/>
+              <v:f eqn="sum @0 0 1"/>
+              <v:f eqn="prod @6 1 2"/>
+              <v:f eqn="prod @7 21600 pixelWidth"/>
+              <v:f eqn="sum @8 21600 0"/>
+              <v:f eqn="prod @7 21600 pixelHeight"/>
+              <v:f eqn="sum @10 21600 0"/>
+            </v:formulas>
+            <v:path o:extrusionok="f" gradientshapeok="t" o:connecttype="rect"/>
+            <o:lock v:ext="edit" aspectratio="t"/>
+          </v:shapetype>
+          <v:shape id="_x0000_i1025" type="#_x0000_t75" alt="" style="width:197.6pt;height:267.3pt;rotation:90;mso-width-percent:0;mso-height-percent:0;mso-width-percent:0;mso-height-percent:0">
+            <v:imagedata r:id="rId5" o:title=""/>
+          </v:shape>
+        </w:pict>
       </w:r>
     </w:p>
     <w:p>
@@ -84,15 +84,6 @@
           <w:lang w:val="ru-RU"/>
         </w:rPr>
       </w:pPr>
-      <w:r>
-        <w:rPr>
-          <w:rFonts w:ascii="Times New Roman" w:hAnsi="Times New Roman" w:cs="Times New Roman"/>
-          <w:sz w:val="24"/>
-          <w:szCs w:val="24"/>
-          <w:lang w:val="ru-RU"/>
-        </w:rPr>
-        <w:t>Как скептики своим способом избегания тревоги пришли к перевороту мифологической картины мира и пришли к христианству?</w:t>
-      </w:r>
     </w:p>
     <w:p>
       <w:pPr>
@@ -110,84 +101,7 @@
           <w:szCs w:val="24"/>
           <w:lang w:val="ru-RU"/>
         </w:rPr>
-        <w:t xml:space="preserve">Из предыдущего урока известно, что </w:t>
-      </w:r>
-      <w:proofErr w:type="spellStart"/>
-      <w:r>
-        <w:rPr>
-          <w:rFonts w:ascii="Times New Roman" w:hAnsi="Times New Roman" w:cs="Times New Roman"/>
-          <w:i/>
-          <w:sz w:val="24"/>
-          <w:szCs w:val="24"/>
-          <w:lang w:val="ru-RU"/>
-        </w:rPr>
-        <w:t>изостения</w:t>
-      </w:r>
-      <w:proofErr w:type="spellEnd"/>
-      <w:r>
-        <w:rPr>
-          <w:rFonts w:ascii="Times New Roman" w:hAnsi="Times New Roman" w:cs="Times New Roman"/>
-          <w:sz w:val="24"/>
-          <w:szCs w:val="24"/>
-          <w:lang w:val="ru-RU"/>
-        </w:rPr>
-        <w:t xml:space="preserve"> достигается только на уровне абсолютных зол и благ, но не имеет отношения к конкретным поступкам, давая поступкам, которые совершаются ситуативно, свободу. То, чем человек руководствуется при принятии ситуативных решений, это привычки, регламент, юр. законы, традиции и т</w:t>
-      </w:r>
-      <w:r>
-        <w:rPr>
-          <w:rFonts w:ascii="Times New Roman" w:hAnsi="Times New Roman" w:cs="Times New Roman"/>
-          <w:sz w:val="24"/>
-          <w:szCs w:val="24"/>
-          <w:lang w:val="ru-RU"/>
-        </w:rPr>
-        <w:t>.</w:t>
-      </w:r>
-      <w:r>
-        <w:rPr>
-          <w:rFonts w:ascii="Times New Roman" w:hAnsi="Times New Roman" w:cs="Times New Roman"/>
-          <w:sz w:val="24"/>
-          <w:szCs w:val="24"/>
-          <w:lang w:val="ru-RU"/>
-        </w:rPr>
-        <w:t>п</w:t>
-      </w:r>
-      <w:r>
-        <w:rPr>
-          <w:rFonts w:ascii="Times New Roman" w:hAnsi="Times New Roman" w:cs="Times New Roman"/>
-          <w:sz w:val="24"/>
-          <w:szCs w:val="24"/>
-          <w:lang w:val="ru-RU"/>
-        </w:rPr>
-        <w:t>.</w:t>
-      </w:r>
-      <w:r>
-        <w:rPr>
-          <w:rFonts w:ascii="Times New Roman" w:hAnsi="Times New Roman" w:cs="Times New Roman"/>
-          <w:sz w:val="24"/>
-          <w:szCs w:val="24"/>
-          <w:lang w:val="ru-RU"/>
-        </w:rPr>
-        <w:t xml:space="preserve">, называется </w:t>
-      </w:r>
-      <w:r>
-        <w:rPr>
-          <w:rFonts w:ascii="Times New Roman" w:hAnsi="Times New Roman" w:cs="Times New Roman"/>
-          <w:b/>
-          <w:iCs/>
-          <w:sz w:val="24"/>
-          <w:szCs w:val="24"/>
-          <w:lang w:val="ru-RU"/>
-        </w:rPr>
-        <w:t>феноменами</w:t>
-      </w:r>
-      <w:r>
-        <w:rPr>
-          <w:rFonts w:ascii="Times New Roman" w:hAnsi="Times New Roman" w:cs="Times New Roman"/>
-          <w:sz w:val="24"/>
-          <w:szCs w:val="24"/>
-          <w:lang w:val="ru-RU"/>
-        </w:rPr>
-        <w:t>.</w:t>
+        <w:t>Как скептики своим способом избегания тревоги пришли к перевороту мифологической картины мира и пришли к христианству?</w:t>
       </w:r>
     </w:p>
     <w:p>
@@ -206,8 +120,9 @@
           <w:szCs w:val="24"/>
           <w:lang w:val="ru-RU"/>
         </w:rPr>
-        <w:t xml:space="preserve">Если скептик в результате постоянного спора избавляется от предпочтений (то есть догматических конструкций), которые являются иллюзорными, то </w:t>
-      </w:r>
+        <w:t xml:space="preserve">Из предыдущего урока известно, что </w:t>
+      </w:r>
+      <w:proofErr w:type="spellStart"/>
       <w:r>
         <w:rPr>
           <w:rFonts w:ascii="Times New Roman" w:hAnsi="Times New Roman" w:cs="Times New Roman"/>
@@ -216,92 +131,73 @@
           <w:szCs w:val="24"/>
           <w:lang w:val="ru-RU"/>
         </w:rPr>
-        <w:t>феномены</w:t>
-      </w:r>
-      <w:r>
-        <w:rPr>
-          <w:rFonts w:ascii="Times New Roman" w:hAnsi="Times New Roman" w:cs="Times New Roman"/>
-          <w:sz w:val="24"/>
-          <w:szCs w:val="24"/>
-          <w:lang w:val="ru-RU"/>
-        </w:rPr>
-        <w:t xml:space="preserve"> в свою очередь являются </w:t>
-      </w:r>
-      <w:r>
-        <w:rPr>
-          <w:rFonts w:ascii="Times New Roman" w:hAnsi="Times New Roman" w:cs="Times New Roman"/>
-          <w:i/>
-          <w:sz w:val="24"/>
-          <w:szCs w:val="24"/>
-          <w:lang w:val="ru-RU"/>
-        </w:rPr>
-        <w:t>истиной</w:t>
-      </w:r>
-      <w:r>
-        <w:rPr>
-          <w:rFonts w:ascii="Times New Roman" w:hAnsi="Times New Roman" w:cs="Times New Roman"/>
-          <w:sz w:val="24"/>
-          <w:szCs w:val="24"/>
-          <w:lang w:val="ru-RU"/>
-        </w:rPr>
-        <w:t xml:space="preserve"> (хотя для самих скептиков такой ход мысли невозможен, потому что для них истины не существует). Пытаясь построить умозрительную модель реальности, античный человек отбрасывал опыт/явления/</w:t>
-      </w:r>
-      <w:r>
-        <w:rPr>
-          <w:rFonts w:ascii="Times New Roman" w:hAnsi="Times New Roman" w:cs="Times New Roman"/>
-          <w:i/>
+        <w:t>изостения</w:t>
+      </w:r>
+      <w:proofErr w:type="spellEnd"/>
+      <w:r>
+        <w:rPr>
+          <w:rFonts w:ascii="Times New Roman" w:hAnsi="Times New Roman" w:cs="Times New Roman"/>
+          <w:sz w:val="24"/>
+          <w:szCs w:val="24"/>
+          <w:lang w:val="ru-RU"/>
+        </w:rPr>
+        <w:t xml:space="preserve"> достигается только на уровне абсолютных зол и благ, но не имеет отношения к конкретным поступкам, давая поступкам, которые совершаются ситуативно, свободу. То, чем человек руководствуется при принятии ситуативных решений, это привычки, регламент, юр. законы, традиции и т</w:t>
+      </w:r>
+      <w:r>
+        <w:rPr>
+          <w:rFonts w:ascii="Times New Roman" w:hAnsi="Times New Roman" w:cs="Times New Roman"/>
+          <w:sz w:val="24"/>
+          <w:szCs w:val="24"/>
+          <w:lang w:val="ru-RU"/>
+        </w:rPr>
+        <w:t>.</w:t>
+      </w:r>
+      <w:r>
+        <w:rPr>
+          <w:rFonts w:ascii="Times New Roman" w:hAnsi="Times New Roman" w:cs="Times New Roman"/>
+          <w:sz w:val="24"/>
+          <w:szCs w:val="24"/>
+          <w:lang w:val="ru-RU"/>
+        </w:rPr>
+        <w:t>п</w:t>
+      </w:r>
+      <w:r>
+        <w:rPr>
+          <w:rFonts w:ascii="Times New Roman" w:hAnsi="Times New Roman" w:cs="Times New Roman"/>
+          <w:sz w:val="24"/>
+          <w:szCs w:val="24"/>
+          <w:lang w:val="ru-RU"/>
+        </w:rPr>
+        <w:t>.</w:t>
+      </w:r>
+      <w:r>
+        <w:rPr>
+          <w:rFonts w:ascii="Times New Roman" w:hAnsi="Times New Roman" w:cs="Times New Roman"/>
+          <w:sz w:val="24"/>
+          <w:szCs w:val="24"/>
+          <w:lang w:val="ru-RU"/>
+        </w:rPr>
+        <w:t xml:space="preserve">, называется </w:t>
+      </w:r>
+      <w:r>
+        <w:rPr>
+          <w:rFonts w:ascii="Times New Roman" w:hAnsi="Times New Roman" w:cs="Times New Roman"/>
+          <w:b/>
           <w:iCs/>
           <w:sz w:val="24"/>
           <w:szCs w:val="24"/>
           <w:lang w:val="ru-RU"/>
         </w:rPr>
-        <w:t>феномены</w:t>
-      </w:r>
-      <w:r>
-        <w:rPr>
-          <w:rFonts w:ascii="Times New Roman" w:hAnsi="Times New Roman" w:cs="Times New Roman"/>
-          <w:sz w:val="24"/>
-          <w:szCs w:val="24"/>
-          <w:lang w:val="ru-RU"/>
-        </w:rPr>
-        <w:t xml:space="preserve">, чтобы получить истину, потому что опыт конечен и временен. Но оказывается, что истина находится не на уровне модели, а на уровне </w:t>
-      </w:r>
-      <w:r>
-        <w:rPr>
-          <w:rFonts w:ascii="Times New Roman" w:hAnsi="Times New Roman" w:cs="Times New Roman"/>
-          <w:i/>
-          <w:sz w:val="24"/>
-          <w:szCs w:val="24"/>
-          <w:lang w:val="ru-RU"/>
-        </w:rPr>
-        <w:t>феноменов</w:t>
-      </w:r>
-      <w:r>
-        <w:rPr>
-          <w:rFonts w:ascii="Times New Roman" w:hAnsi="Times New Roman" w:cs="Times New Roman"/>
-          <w:sz w:val="24"/>
-          <w:szCs w:val="24"/>
-          <w:lang w:val="ru-RU"/>
-        </w:rPr>
-        <w:t xml:space="preserve">. Каким же образом это возможно, если в самих феноменах нет никаких правил и законов, то есть нет никакой истины? Дело здесь как раз в том, что отсутствие правил и законов может как раз являться тем качеством бытия, которое мы интерпретируем, как непостижимость мира, то есть свободой воли! Мы не можем найти закономерностей в своем личном опыте, и именно это является проявлением свободной воли. Данный ход мыслей является инверсией: если раньше люди стремились через свой опыт познать истинное бытие, то </w:t>
-      </w:r>
-      <w:r>
-        <w:rPr>
-          <w:rFonts w:ascii="Times New Roman" w:hAnsi="Times New Roman" w:cs="Times New Roman"/>
-          <w:sz w:val="24"/>
-          <w:szCs w:val="24"/>
-          <w:lang w:val="ru-RU"/>
-        </w:rPr>
-        <w:t>теперь вечное</w:t>
-      </w:r>
-      <w:r>
-        <w:rPr>
-          <w:rFonts w:ascii="Times New Roman" w:hAnsi="Times New Roman" w:cs="Times New Roman"/>
-          <w:sz w:val="24"/>
-          <w:szCs w:val="24"/>
-          <w:lang w:val="ru-RU"/>
-        </w:rPr>
-        <w:t xml:space="preserve"> и бесконечное бытие постоянно являет себя в конечном и временном чувственном опыте.</w:t>
+        <w:t>феноменами</w:t>
+      </w:r>
+      <w:r>
+        <w:rPr>
+          <w:rFonts w:ascii="Times New Roman" w:hAnsi="Times New Roman" w:cs="Times New Roman"/>
+          <w:sz w:val="24"/>
+          <w:szCs w:val="24"/>
+          <w:lang w:val="ru-RU"/>
+        </w:rPr>
+        <w:t>.</w:t>
       </w:r>
     </w:p>
     <w:p>
@@ -320,6 +216,121 @@
           <w:szCs w:val="24"/>
           <w:lang w:val="ru-RU"/>
         </w:rPr>
+        <w:t xml:space="preserve">Если скептик в результате постоянного спора избавляется от предпочтений (то есть догматических конструкций), которые являются иллюзорными, то </w:t>
+      </w:r>
+      <w:r>
+        <w:rPr>
+          <w:rFonts w:ascii="Times New Roman" w:hAnsi="Times New Roman" w:cs="Times New Roman"/>
+          <w:i/>
+          <w:sz w:val="24"/>
+          <w:szCs w:val="24"/>
+          <w:lang w:val="ru-RU"/>
+        </w:rPr>
+        <w:t>феномены</w:t>
+      </w:r>
+      <w:r>
+        <w:rPr>
+          <w:rFonts w:ascii="Times New Roman" w:hAnsi="Times New Roman" w:cs="Times New Roman"/>
+          <w:sz w:val="24"/>
+          <w:szCs w:val="24"/>
+          <w:lang w:val="ru-RU"/>
+        </w:rPr>
+        <w:t xml:space="preserve"> в свою очередь являются </w:t>
+      </w:r>
+      <w:r>
+        <w:rPr>
+          <w:rFonts w:ascii="Times New Roman" w:hAnsi="Times New Roman" w:cs="Times New Roman"/>
+          <w:i/>
+          <w:sz w:val="24"/>
+          <w:szCs w:val="24"/>
+          <w:lang w:val="ru-RU"/>
+        </w:rPr>
+        <w:t>истиной</w:t>
+      </w:r>
+      <w:r>
+        <w:rPr>
+          <w:rFonts w:ascii="Times New Roman" w:hAnsi="Times New Roman" w:cs="Times New Roman"/>
+          <w:sz w:val="24"/>
+          <w:szCs w:val="24"/>
+          <w:lang w:val="ru-RU"/>
+        </w:rPr>
+        <w:t xml:space="preserve"> (хотя для самих скептиков такой ход мысли невозможен, потому что для них истины не существует). Пытаясь построить умозрительную модель реальности, античный человек отбрасывал опыт/явления/</w:t>
+      </w:r>
+      <w:r>
+        <w:rPr>
+          <w:rFonts w:ascii="Times New Roman" w:hAnsi="Times New Roman" w:cs="Times New Roman"/>
+          <w:i/>
+          <w:iCs/>
+          <w:sz w:val="24"/>
+          <w:szCs w:val="24"/>
+          <w:lang w:val="ru-RU"/>
+        </w:rPr>
+        <w:t>феномены</w:t>
+      </w:r>
+      <w:r>
+        <w:rPr>
+          <w:rFonts w:ascii="Times New Roman" w:hAnsi="Times New Roman" w:cs="Times New Roman"/>
+          <w:sz w:val="24"/>
+          <w:szCs w:val="24"/>
+          <w:lang w:val="ru-RU"/>
+        </w:rPr>
+        <w:t xml:space="preserve">, чтобы получить истину, потому что опыт конечен и временен. Но оказывается, что истина находится не на уровне модели, а на уровне </w:t>
+      </w:r>
+      <w:r>
+        <w:rPr>
+          <w:rFonts w:ascii="Times New Roman" w:hAnsi="Times New Roman" w:cs="Times New Roman"/>
+          <w:i/>
+          <w:sz w:val="24"/>
+          <w:szCs w:val="24"/>
+          <w:lang w:val="ru-RU"/>
+        </w:rPr>
+        <w:t>феноменов</w:t>
+      </w:r>
+      <w:r>
+        <w:rPr>
+          <w:rFonts w:ascii="Times New Roman" w:hAnsi="Times New Roman" w:cs="Times New Roman"/>
+          <w:sz w:val="24"/>
+          <w:szCs w:val="24"/>
+          <w:lang w:val="ru-RU"/>
+        </w:rPr>
+        <w:t xml:space="preserve">. Каким же образом это возможно, если в самих феноменах нет никаких правил и законов, то есть нет никакой истины? Дело здесь как раз в том, что отсутствие правил и законов может как раз являться тем качеством бытия, которое мы интерпретируем, как непостижимость мира, то есть свободой воли! Мы не можем найти закономерностей в своем личном опыте, и именно это является проявлением свободной воли. Данный ход мыслей является инверсией: если раньше люди стремились через свой опыт познать истинное бытие, то </w:t>
+      </w:r>
+      <w:r>
+        <w:rPr>
+          <w:rFonts w:ascii="Times New Roman" w:hAnsi="Times New Roman" w:cs="Times New Roman"/>
+          <w:sz w:val="24"/>
+          <w:szCs w:val="24"/>
+          <w:lang w:val="ru-RU"/>
+        </w:rPr>
+        <w:t>теперь вечное</w:t>
+      </w:r>
+      <w:r>
+        <w:rPr>
+          <w:rFonts w:ascii="Times New Roman" w:hAnsi="Times New Roman" w:cs="Times New Roman"/>
+          <w:sz w:val="24"/>
+          <w:szCs w:val="24"/>
+          <w:lang w:val="ru-RU"/>
+        </w:rPr>
+        <w:t xml:space="preserve"> и бесконечное бытие постоянно являет себя в конечном и временном чувственном опыте.</w:t>
+      </w:r>
+    </w:p>
+    <w:p>
+      <w:pPr>
+        <w:rPr>
+          <w:rFonts w:ascii="Times New Roman" w:hAnsi="Times New Roman" w:cs="Times New Roman"/>
+          <w:sz w:val="24"/>
+          <w:szCs w:val="24"/>
+          <w:lang w:val="ru-RU"/>
+        </w:rPr>
+      </w:pPr>
+      <w:r>
+        <w:rPr>
+          <w:rFonts w:ascii="Times New Roman" w:hAnsi="Times New Roman" w:cs="Times New Roman"/>
+          <w:sz w:val="24"/>
+          <w:szCs w:val="24"/>
+          <w:lang w:val="ru-RU"/>
+        </w:rPr>
+        <w:lastRenderedPageBreak/>
         <w:t xml:space="preserve">Следующий вопрос: почему я сам не могу дойти до истины? Почему она может только явиться мне сама? </w:t>
       </w:r>
       <w:r>
@@ -608,7 +619,6 @@
           <w:szCs w:val="24"/>
           <w:lang w:val="ru-RU"/>
         </w:rPr>
-        <w:lastRenderedPageBreak/>
         <w:t xml:space="preserve">Там, где эпикурейцы объясняют несовершенство человека через </w:t>
       </w:r>
       <w:proofErr w:type="spellStart"/>

--- a/public/lesson-24.docx
+++ b/public/lesson-24.docx
@@ -4,29 +4,77 @@
   <w:body>
     <w:p>
       <w:pPr>
+        <w:rPr>
+          <w:lang w:val="ru-RU"/>
+        </w:rPr>
+      </w:pPr>
+      <w:r>
+        <w:rPr>
+          <w:lang w:val="ru-RU"/>
+        </w:rPr>
+        <w:t>#136. Этика становится механизмом перехода от Мифа к Монотеизму: скептическая критика раскрывает новый уровень мышления – уровень феноменов / явлений, проживаемого опыта, где нет закономерностей как универсальных характеристик реальности, но возникает множество смыслов, определяемых ситуативно, и тем самым открывается новое пространство Истины; именно этот сдвиг позволяет возникнуть христианской картине мира, в которой Вера замещает Знание;</w:t>
+      </w:r>
+    </w:p>
+    <w:p>
+      <w:pPr>
+        <w:rPr>
+          <w:lang w:val="ru-RU"/>
+        </w:rPr>
+      </w:pPr>
+      <w:r>
+        <w:rPr>
+          <w:lang w:val="ru-RU"/>
+        </w:rPr>
+        <w:t>#137. В феноменальном опыте скептики, пытаясь зафиксировать непостижимость и отсутствие закономерностей, нечаянно открывают то, что в христианской мысли интерпретируется как Свобода Воли - в качестве онтологического свойства Бытия: «хаотичность» опыта перестаёт быть признаком случайности или произвольности, а переосмысляется как проявление Воли (Фелима), не подчинённой правилам; таким образом, негативное суждение скептиков «Здесь нет порядка» превращается в позитивное суждение христиан «Здесь действует Личность (Юпостасис)»; свобода впервые мыслится не как социальный статус или этическая автономия (свобода от страстей), а как фундаментальный, конститутивный признак самой реальности;</w:t>
+      </w:r>
+    </w:p>
+    <w:p>
+      <w:pPr>
+        <w:rPr>
+          <w:lang w:val="ru-RU"/>
+        </w:rPr>
+      </w:pPr>
+      <w:r>
+        <w:rPr>
+          <w:lang w:val="ru-RU"/>
+        </w:rPr>
+        <w:t>#138. Эта Личность (Юпостасис) не может быть познана напрямую, путём логического вывода или построения универсальной модели реальности, как это имело место в античной философии, но может раскрыться в конкретном феномене; таким образом, происходит инверсия поиска Истины: не человек от своего ограниченного, конечного опыта переходит к Вечному / Бесконечному, создаёт умозрительную модель Космоса, но сама вечная и бесконечная Истина принимает решение явиться, открыться человеку в его феноменальном опыте;</w:t>
+      </w:r>
+    </w:p>
+    <w:p>
+      <w:pPr>
+        <w:rPr>
+          <w:lang w:val="ru-RU"/>
+        </w:rPr>
+      </w:pPr>
+      <w:r>
+        <w:rPr>
+          <w:lang w:val="ru-RU"/>
+        </w:rPr>
+        <w:t>#139. Наши попытки самостоятельно раскрыть Истину потерпели неудачу, не потому что реальность принципиально закрыта, а потому что внутри нас самих содержится порча / дефект («греховность»), которая заставляет нас раз за разом совершать промах (хамартиа) мимо Истины; это не моральная вина, а структурная неполнота / нехватка как результат Творения из ничего (Creatio ex nihilo), где «ничто» отражает фундаментальную уязвимость и ограниченность человека;</w:t>
+      </w:r>
+    </w:p>
+    <w:p>
+      <w:pPr>
+        <w:rPr>
+          <w:lang w:val="ru-RU"/>
+        </w:rPr>
+      </w:pPr>
+      <w:r>
+        <w:rPr>
+          <w:lang w:val="ru-RU"/>
+        </w:rPr>
+        <w:t>#140. Трансформация «этической сцены» — от «третьего» («Они») и «первого лица» («Я») – ко «второму» («Ты»): «Зло» (Какон) больше не связано с нарушением абстрактной нормы, основанной на универсальном порядке или причастности к космической гармонии, а с отношением «Я – Другой» («запертая комната»),  — это конкретные поступки и ответные реакции, где Другой становится зеркалом моей испорченности / греховности.</w:t>
+      </w:r>
+    </w:p>
+    <w:p>
+      <w:pPr>
         <w:pStyle w:val="Heading2"/>
       </w:pPr>
-      <w:proofErr w:type="spellStart"/>
-      <w:r>
-        <w:t>От</w:t>
-      </w:r>
-      <w:proofErr w:type="spellEnd"/>
-      <w:r>
-        <w:t xml:space="preserve"> </w:t>
-      </w:r>
-      <w:proofErr w:type="spellStart"/>
-      <w:r>
-        <w:t>скептицизма</w:t>
-      </w:r>
-      <w:proofErr w:type="spellEnd"/>
-      <w:r>
-        <w:t xml:space="preserve"> к </w:t>
-      </w:r>
-      <w:proofErr w:type="spellStart"/>
-      <w:r>
-        <w:t>христианству</w:t>
-      </w:r>
-      <w:proofErr w:type="spellEnd"/>
+      <w:r>
+        <w:lastRenderedPageBreak/>
+        <w:t>От скептицизма к христианству</w:t>
+      </w:r>
     </w:p>
     <w:p>
       <w:pPr>
@@ -69,7 +117,7 @@
             <v:path o:extrusionok="f" gradientshapeok="t" o:connecttype="rect"/>
             <o:lock v:ext="edit" aspectratio="t"/>
           </v:shapetype>
-          <v:shape id="_x0000_i1025" type="#_x0000_t75" alt="" style="width:197.6pt;height:267.3pt;rotation:90;mso-width-percent:0;mso-height-percent:0;mso-width-percent:0;mso-height-percent:0">
+          <v:shape id="_x0000_i1025" type="#_x0000_t75" alt="" style="width:267.05pt;height:197.85pt;rotation:90;mso-width-percent:0;mso-height-percent:0;mso-width-percent:0;mso-height-percent:0">
             <v:imagedata r:id="rId5" o:title=""/>
           </v:shape>
         </w:pict>
@@ -122,7 +170,6 @@
         </w:rPr>
         <w:t xml:space="preserve">Из предыдущего урока известно, что </w:t>
       </w:r>
-      <w:proofErr w:type="spellStart"/>
       <w:r>
         <w:rPr>
           <w:rFonts w:ascii="Times New Roman" w:hAnsi="Times New Roman" w:cs="Times New Roman"/>
@@ -133,7 +180,6 @@
         </w:rPr>
         <w:t>изостения</w:t>
       </w:r>
-      <w:proofErr w:type="spellEnd"/>
       <w:r>
         <w:rPr>
           <w:rFonts w:ascii="Times New Roman" w:hAnsi="Times New Roman" w:cs="Times New Roman"/>
@@ -361,45 +407,14 @@
         </w:rPr>
         <w:t xml:space="preserve"> </w:t>
       </w:r>
-      <w:proofErr w:type="spellStart"/>
-      <w:r>
-        <w:rPr>
-          <w:rFonts w:ascii="Times New Roman" w:hAnsi="Times New Roman" w:cs="Times New Roman"/>
-          <w:sz w:val="24"/>
-          <w:szCs w:val="24"/>
-          <w:lang w:val="ru-RU"/>
-        </w:rPr>
-        <w:t>ἁμ</w:t>
-      </w:r>
-      <w:proofErr w:type="spellEnd"/>
-      <w:r>
-        <w:rPr>
-          <w:rFonts w:ascii="Times New Roman" w:hAnsi="Times New Roman" w:cs="Times New Roman"/>
-          <w:sz w:val="24"/>
-          <w:szCs w:val="24"/>
-          <w:lang w:val="ru-RU"/>
-        </w:rPr>
-        <w:t>α</w:t>
-      </w:r>
-      <w:proofErr w:type="spellStart"/>
-      <w:r>
-        <w:rPr>
-          <w:rFonts w:ascii="Times New Roman" w:hAnsi="Times New Roman" w:cs="Times New Roman"/>
-          <w:sz w:val="24"/>
-          <w:szCs w:val="24"/>
-          <w:lang w:val="ru-RU"/>
-        </w:rPr>
-        <w:t>ρτί</w:t>
-      </w:r>
-      <w:proofErr w:type="spellEnd"/>
-      <w:r>
-        <w:rPr>
-          <w:rFonts w:ascii="Times New Roman" w:hAnsi="Times New Roman" w:cs="Times New Roman"/>
-          <w:sz w:val="24"/>
-          <w:szCs w:val="24"/>
-          <w:lang w:val="ru-RU"/>
-        </w:rPr>
-        <w:t>α</w:t>
+      <w:r>
+        <w:rPr>
+          <w:rFonts w:ascii="Times New Roman" w:hAnsi="Times New Roman" w:cs="Times New Roman"/>
+          <w:sz w:val="24"/>
+          <w:szCs w:val="24"/>
+          <w:lang w:val="ru-RU"/>
+        </w:rPr>
+        <w:t>ἁμαρτία</w:t>
       </w:r>
       <w:r>
         <w:rPr>
@@ -419,7 +434,6 @@
         </w:rPr>
         <w:t>[</w:t>
       </w:r>
-      <w:proofErr w:type="spellStart"/>
       <w:r>
         <w:rPr>
           <w:rFonts w:ascii="Times New Roman" w:hAnsi="Times New Roman" w:cs="Times New Roman"/>
@@ -432,7 +446,6 @@
         </w:rPr>
         <w:t>хамартиа</w:t>
       </w:r>
-      <w:proofErr w:type="spellEnd"/>
       <w:r>
         <w:rPr>
           <w:rFonts w:ascii="Times New Roman" w:hAnsi="Times New Roman" w:cs="Times New Roman"/>
@@ -488,7 +501,6 @@
         </w:rPr>
         <w:t xml:space="preserve"> Этот дефект связан с отсутствием, нехваткой. Этой нехватки нет у </w:t>
       </w:r>
-      <w:proofErr w:type="spellStart"/>
       <w:r>
         <w:rPr>
           <w:rFonts w:ascii="Times New Roman" w:hAnsi="Times New Roman" w:cs="Times New Roman"/>
@@ -499,35 +511,14 @@
         </w:rPr>
         <w:t>юпостасиса</w:t>
       </w:r>
-      <w:proofErr w:type="spellEnd"/>
-      <w:r>
-        <w:rPr>
-          <w:rFonts w:ascii="Times New Roman" w:hAnsi="Times New Roman" w:cs="Times New Roman"/>
-          <w:sz w:val="24"/>
-          <w:szCs w:val="24"/>
-          <w:lang w:val="ru-RU"/>
-        </w:rPr>
-        <w:t xml:space="preserve">, потому что </w:t>
-      </w:r>
-      <w:proofErr w:type="spellStart"/>
-      <w:r>
-        <w:rPr>
-          <w:rFonts w:ascii="Times New Roman" w:hAnsi="Times New Roman" w:cs="Times New Roman"/>
-          <w:sz w:val="24"/>
-          <w:szCs w:val="24"/>
-          <w:lang w:val="ru-RU"/>
-        </w:rPr>
-        <w:t>юпостасис</w:t>
-      </w:r>
-      <w:proofErr w:type="spellEnd"/>
-      <w:r>
-        <w:rPr>
-          <w:rFonts w:ascii="Times New Roman" w:hAnsi="Times New Roman" w:cs="Times New Roman"/>
-          <w:sz w:val="24"/>
-          <w:szCs w:val="24"/>
-          <w:lang w:val="ru-RU"/>
-        </w:rPr>
-        <w:t xml:space="preserve"> это бытие, то есть то, что есть, а нехватка это то, чего нет. Возможным такое рассуждение становится из-за идеи божественного </w:t>
+      <w:r>
+        <w:rPr>
+          <w:rFonts w:ascii="Times New Roman" w:hAnsi="Times New Roman" w:cs="Times New Roman"/>
+          <w:sz w:val="24"/>
+          <w:szCs w:val="24"/>
+          <w:lang w:val="ru-RU"/>
+        </w:rPr>
+        <w:t xml:space="preserve">, потому что юпостасис это бытие, то есть то, что есть, а нехватка это то, чего нет. Возможным такое рассуждение становится из-за идеи божественного </w:t>
       </w:r>
       <w:r>
         <w:rPr>
@@ -621,7 +612,6 @@
         </w:rPr>
         <w:t xml:space="preserve">Там, где эпикурейцы объясняют несовершенство человека через </w:t>
       </w:r>
-      <w:proofErr w:type="spellStart"/>
       <w:r>
         <w:rPr>
           <w:rFonts w:ascii="Times New Roman" w:hAnsi="Times New Roman" w:cs="Times New Roman"/>
@@ -632,7 +622,6 @@
         </w:rPr>
         <w:t>паренклесис</w:t>
       </w:r>
-      <w:proofErr w:type="spellEnd"/>
       <w:r>
         <w:rPr>
           <w:rFonts w:ascii="Times New Roman" w:hAnsi="Times New Roman" w:cs="Times New Roman"/>
@@ -648,115 +637,7 @@
           <w:sz w:val="24"/>
           <w:szCs w:val="24"/>
         </w:rPr>
-        <w:t xml:space="preserve">В </w:t>
-      </w:r>
-      <w:proofErr w:type="spellStart"/>
-      <w:r>
-        <w:rPr>
-          <w:rFonts w:ascii="Times New Roman" w:hAnsi="Times New Roman" w:cs="Times New Roman"/>
-          <w:sz w:val="24"/>
-          <w:szCs w:val="24"/>
-        </w:rPr>
-        <w:t>этом</w:t>
-      </w:r>
-      <w:proofErr w:type="spellEnd"/>
-      <w:r>
-        <w:rPr>
-          <w:rFonts w:ascii="Times New Roman" w:hAnsi="Times New Roman" w:cs="Times New Roman"/>
-          <w:sz w:val="24"/>
-          <w:szCs w:val="24"/>
-        </w:rPr>
-        <w:t xml:space="preserve"> </w:t>
-      </w:r>
-      <w:proofErr w:type="spellStart"/>
-      <w:r>
-        <w:rPr>
-          <w:rFonts w:ascii="Times New Roman" w:hAnsi="Times New Roman" w:cs="Times New Roman"/>
-          <w:sz w:val="24"/>
-          <w:szCs w:val="24"/>
-        </w:rPr>
-        <w:t>смысле</w:t>
-      </w:r>
-      <w:proofErr w:type="spellEnd"/>
-      <w:r>
-        <w:rPr>
-          <w:rFonts w:ascii="Times New Roman" w:hAnsi="Times New Roman" w:cs="Times New Roman"/>
-          <w:sz w:val="24"/>
-          <w:szCs w:val="24"/>
-        </w:rPr>
-        <w:t xml:space="preserve"> </w:t>
-      </w:r>
-      <w:proofErr w:type="spellStart"/>
-      <w:r>
-        <w:rPr>
-          <w:rFonts w:ascii="Times New Roman" w:hAnsi="Times New Roman" w:cs="Times New Roman"/>
-          <w:sz w:val="24"/>
-          <w:szCs w:val="24"/>
-        </w:rPr>
-        <w:t>эпикурейство</w:t>
-      </w:r>
-      <w:proofErr w:type="spellEnd"/>
-      <w:r>
-        <w:rPr>
-          <w:rFonts w:ascii="Times New Roman" w:hAnsi="Times New Roman" w:cs="Times New Roman"/>
-          <w:sz w:val="24"/>
-          <w:szCs w:val="24"/>
-        </w:rPr>
-        <w:t xml:space="preserve"> </w:t>
-      </w:r>
-      <w:proofErr w:type="spellStart"/>
-      <w:r>
-        <w:rPr>
-          <w:rFonts w:ascii="Times New Roman" w:hAnsi="Times New Roman" w:cs="Times New Roman"/>
-          <w:sz w:val="24"/>
-          <w:szCs w:val="24"/>
-        </w:rPr>
-        <w:t>является</w:t>
-      </w:r>
-      <w:proofErr w:type="spellEnd"/>
-      <w:r>
-        <w:rPr>
-          <w:rFonts w:ascii="Times New Roman" w:hAnsi="Times New Roman" w:cs="Times New Roman"/>
-          <w:sz w:val="24"/>
-          <w:szCs w:val="24"/>
-        </w:rPr>
-        <w:t xml:space="preserve"> </w:t>
-      </w:r>
-      <w:proofErr w:type="spellStart"/>
-      <w:r>
-        <w:rPr>
-          <w:rFonts w:ascii="Times New Roman" w:hAnsi="Times New Roman" w:cs="Times New Roman"/>
-          <w:sz w:val="24"/>
-          <w:szCs w:val="24"/>
-        </w:rPr>
-        <w:t>противоположностью</w:t>
-      </w:r>
-      <w:proofErr w:type="spellEnd"/>
-      <w:r>
-        <w:rPr>
-          <w:rFonts w:ascii="Times New Roman" w:hAnsi="Times New Roman" w:cs="Times New Roman"/>
-          <w:sz w:val="24"/>
-          <w:szCs w:val="24"/>
-        </w:rPr>
-        <w:t xml:space="preserve"> </w:t>
-      </w:r>
-      <w:proofErr w:type="spellStart"/>
-      <w:r>
-        <w:rPr>
-          <w:rFonts w:ascii="Times New Roman" w:hAnsi="Times New Roman" w:cs="Times New Roman"/>
-          <w:sz w:val="24"/>
-          <w:szCs w:val="24"/>
-        </w:rPr>
-        <w:t>христианству</w:t>
-      </w:r>
-      <w:proofErr w:type="spellEnd"/>
-      <w:r>
-        <w:rPr>
-          <w:rFonts w:ascii="Times New Roman" w:hAnsi="Times New Roman" w:cs="Times New Roman"/>
-          <w:sz w:val="24"/>
-          <w:szCs w:val="24"/>
-        </w:rPr>
-        <w:t>.</w:t>
+        <w:t>В этом смысле эпикурейство является противоположностью христианству.</w:t>
       </w:r>
     </w:p>
     <w:sectPr>
